--- a/terms/KH-Terms-3-on-1.docx
+++ b/terms/KH-Terms-3-on-1.docx
@@ -607,7 +607,7 @@
           <w:sz w:val="19"/>
           <w:szCs w:val="19"/>
         </w:rPr>
-        <w:t xml:space="preserve">All prices include GST. Payment is by weekly direct debit through Ezidebit unless otherwise agreed. Direct deposit can be arranged. Ezidebit transaction fees are charged in addition to the amounts agreed below and will appear on the debit.</w:t>
+        <w:t xml:space="preserve">All prices include GST. Payment is by weekly direct debit through Ezidebit unless otherwise agreed. Direct deposit can be arranged. Card payments are debited at the agreed amount, with no surcharge. If you pay by bank account direct debit, any Ezidebit bank account fee is charged in addition to the amounts agreed below and will appear on the debit.</w:t>
       </w:r>
     </w:p>
     <w:p>

--- a/terms/KH-Terms-3-on-1.docx
+++ b/terms/KH-Terms-3-on-1.docx
@@ -301,7 +301,7 @@
           <w:sz w:val="19"/>
           <w:szCs w:val="19"/>
         </w:rPr>
-        <w:t xml:space="preserve">Session cancellation</w:t>
+        <w:t xml:space="preserve">Session cancellation and credits</w:t>
       </w:r>
     </w:p>
     <w:p>
@@ -313,7 +313,19 @@
           <w:sz w:val="18"/>
           <w:szCs w:val="18"/>
         </w:rPr>
-        <w:t xml:space="preserve">There is a 24-hour cancellation policy for all training sessions. Sessions cancelled with 24 hours' notice or more will be rescheduled where possible. Sessions cancelled within 24 hours of the booking will be forfeited.</w:t>
+        <w:t xml:space="preserve">There is a 24-hour cancellation policy for all training sessions. Sessions cancelled with 24 hours' notice or more are credited to your account. A credit can be used to rebook straight away or held and used later. Sessions cancelled within 24 hours of the booking are forfeited.</w:t>
+      </w:r>
+    </w:p>
+    <w:p>
+      <w:pPr>
+        <w:spacing w:after="70"/>
+      </w:pPr>
+      <w:r>
+        <w:rPr>
+          <w:sz w:val="18"/>
+          <w:szCs w:val="18"/>
+        </w:rPr>
+        <w:t xml:space="preserve">Credits expire three months from the date of the cancelled session. I may extend a credit at my discretion, and will where you have been genuinely unwell or away. Credits stay usable through your notice period and lapse when this agreement ends. Credits are not refundable and cannot be transferred to another person.</w:t>
       </w:r>
     </w:p>
     <w:p>
@@ -350,7 +362,7 @@
           <w:sz w:val="19"/>
           <w:szCs w:val="19"/>
         </w:rPr>
-        <w:t xml:space="preserve">Direct debit cancellation</w:t>
+        <w:t xml:space="preserve">Flare-ups of a disclosed condition</w:t>
       </w:r>
     </w:p>
     <w:p>
@@ -362,7 +374,7 @@
           <w:sz w:val="18"/>
           <w:szCs w:val="18"/>
         </w:rPr>
-        <w:t xml:space="preserve">There is a 30-day cancellation policy for all direct debit agreements. Notice is required by email.</w:t>
+        <w:t xml:space="preserve">If you miss a session because of a flare-up of a condition you disclosed in your health screening, that session is credited rather than forfeited, even inside 24 hours. This applies up to three times in any twelve-month period. Beyond that the standard policy above applies, though I will always use my discretion where circumstances warrant it.</w:t>
       </w:r>
     </w:p>
     <w:p>
@@ -399,7 +411,7 @@
           <w:sz w:val="19"/>
           <w:szCs w:val="19"/>
         </w:rPr>
-        <w:t xml:space="preserve">Gym access</w:t>
+        <w:t xml:space="preserve">Direct debit cancellation</w:t>
       </w:r>
     </w:p>
     <w:p>
@@ -411,7 +423,117 @@
           <w:sz w:val="18"/>
           <w:szCs w:val="18"/>
         </w:rPr>
+        <w:t xml:space="preserve">There is a 30-day cancellation policy for all direct debit agreements. Notice is required by email.</w:t>
+      </w:r>
+    </w:p>
+    <w:p>
+      <w:pPr>
+        <w:pBdr>
+          <w:bottom w:val="single" w:color="DDDDDD" w:sz="4"/>
+        </w:pBdr>
+        <w:spacing w:after="90"/>
+      </w:pPr>
+      <w:r>
+        <w:rPr>
+          <w:color w:val="666666"/>
+          <w:sz w:val="17"/>
+          <w:szCs w:val="17"/>
+        </w:rPr>
+        <w:t xml:space="preserve">Initial to confirm you have read and understood:   </w:t>
+      </w:r>
+      <w:r>
+        <w:rPr>
+          <w:sz w:val="19"/>
+          <w:szCs w:val="19"/>
+        </w:rPr>
+        <w:t xml:space="preserve">____________</w:t>
+      </w:r>
+    </w:p>
+    <w:p>
+      <w:pPr>
+        <w:spacing w:after="50" w:before="160"/>
+      </w:pPr>
+      <w:r>
+        <w:rPr>
+          <w:b/>
+          <w:bCs/>
+          <w:sz w:val="19"/>
+          <w:szCs w:val="19"/>
+        </w:rPr>
+        <w:t xml:space="preserve">Gym access</w:t>
+      </w:r>
+    </w:p>
+    <w:p>
+      <w:pPr>
+        <w:spacing w:after="70"/>
+      </w:pPr>
+      <w:r>
+        <w:rPr>
+          <w:sz w:val="18"/>
+          <w:szCs w:val="18"/>
+        </w:rPr>
         <w:t xml:space="preserve">If you train in person at Fitaz Gym, you are responsible for holding your own valid gym access for every session you attend. Gym membership is separate from your training fees and is arranged directly with Fitaz Gym. Speak with Karl or Fitaz Gym front of house for options.</w:t>
+      </w:r>
+    </w:p>
+    <w:p>
+      <w:pPr>
+        <w:pBdr>
+          <w:bottom w:val="single" w:color="DDDDDD" w:sz="4"/>
+        </w:pBdr>
+        <w:spacing w:after="90"/>
+      </w:pPr>
+      <w:r>
+        <w:rPr>
+          <w:color w:val="666666"/>
+          <w:sz w:val="17"/>
+          <w:szCs w:val="17"/>
+        </w:rPr>
+        <w:t xml:space="preserve">Initial to confirm you have read and understood:   </w:t>
+      </w:r>
+      <w:r>
+        <w:rPr>
+          <w:sz w:val="19"/>
+          <w:szCs w:val="19"/>
+        </w:rPr>
+        <w:t xml:space="preserve">____________</w:t>
+      </w:r>
+    </w:p>
+    <w:p>
+      <w:pPr>
+        <w:spacing w:after="50" w:before="160"/>
+      </w:pPr>
+      <w:r>
+        <w:rPr>
+          <w:b/>
+          <w:bCs/>
+          <w:sz w:val="19"/>
+          <w:szCs w:val="19"/>
+        </w:rPr>
+        <w:t xml:space="preserve">Professional conduct and boundaries</w:t>
+      </w:r>
+    </w:p>
+    <w:p>
+      <w:pPr>
+        <w:spacing w:after="70"/>
+      </w:pPr>
+      <w:r>
+        <w:rPr>
+          <w:sz w:val="18"/>
+          <w:szCs w:val="18"/>
+        </w:rPr>
+        <w:t xml:space="preserve">Sessions are conducted on the open gym floor during staffed hours, and never in a closed or unsupervised room. Hands-on cueing is used only where it helps your technique, only with your agreement, and you can decline it at any time without explanation or any effect on your training.</w:t>
+      </w:r>
+    </w:p>
+    <w:p>
+      <w:pPr>
+        <w:spacing w:after="70"/>
+      </w:pPr>
+      <w:r>
+        <w:rPr>
+          <w:sz w:val="18"/>
+          <w:szCs w:val="18"/>
+        </w:rPr>
+        <w:t xml:space="preserve">If anything in a session makes you uncomfortable, tell me and it stops. If you would rather raise it another way, email khoschke@gmail.com. I hold current First Aid and CPR, full public and professional indemnity insurance, and a current Queensland Blue Card (working with children check).</w:t>
       </w:r>
     </w:p>
     <w:p>

--- a/terms/KH-Terms-3-on-1.docx
+++ b/terms/KH-Terms-3-on-1.docx
@@ -326,55 +326,6 @@
           <w:szCs w:val="18"/>
         </w:rPr>
         <w:t xml:space="preserve">Credits expire three months from the date of the cancelled session. I may extend a credit at my discretion, and will where you have been genuinely unwell or away. Credits stay usable through your notice period and lapse when this agreement ends. Credits are not refundable and cannot be transferred to another person.</w:t>
-      </w:r>
-    </w:p>
-    <w:p>
-      <w:pPr>
-        <w:pBdr>
-          <w:bottom w:val="single" w:color="DDDDDD" w:sz="4"/>
-        </w:pBdr>
-        <w:spacing w:after="90"/>
-      </w:pPr>
-      <w:r>
-        <w:rPr>
-          <w:color w:val="666666"/>
-          <w:sz w:val="17"/>
-          <w:szCs w:val="17"/>
-        </w:rPr>
-        <w:t xml:space="preserve">Initial to confirm you have read and understood:   </w:t>
-      </w:r>
-      <w:r>
-        <w:rPr>
-          <w:sz w:val="19"/>
-          <w:szCs w:val="19"/>
-        </w:rPr>
-        <w:t xml:space="preserve">____________</w:t>
-      </w:r>
-    </w:p>
-    <w:p>
-      <w:pPr>
-        <w:spacing w:after="50" w:before="160"/>
-      </w:pPr>
-      <w:r>
-        <w:rPr>
-          <w:b/>
-          <w:bCs/>
-          <w:sz w:val="19"/>
-          <w:szCs w:val="19"/>
-        </w:rPr>
-        <w:t xml:space="preserve">Flare-ups of a disclosed condition</w:t>
-      </w:r>
-    </w:p>
-    <w:p>
-      <w:pPr>
-        <w:spacing w:after="70"/>
-      </w:pPr>
-      <w:r>
-        <w:rPr>
-          <w:sz w:val="18"/>
-          <w:szCs w:val="18"/>
-        </w:rPr>
-        <w:t xml:space="preserve">If you miss a session because of a flare-up of a condition you disclosed in your health screening, that session is credited rather than forfeited, even inside 24 hours. This applies up to three times in any twelve-month period. Beyond that the standard policy above applies, though I will always use my discretion where circumstances warrant it.</w:t>
       </w:r>
     </w:p>
     <w:p>

--- a/terms/KH-Terms-3-on-1.docx
+++ b/terms/KH-Terms-3-on-1.docx
@@ -472,7 +472,7 @@
           <w:sz w:val="18"/>
           <w:szCs w:val="18"/>
         </w:rPr>
-        <w:t xml:space="preserve">Sessions are conducted on the open gym floor during staffed hours, and never in a closed or unsupervised room. Hands-on cueing is used only where it helps your technique, only with your agreement, and you can decline it at any time without explanation or any effect on your training.</w:t>
+        <w:t xml:space="preserve">Sessions are held on the open gym floor during staffed hours, and never in a closed or unsupervised room. Hands-on cueing is used only to help your technique, only with your agreement, and you can decline it at any time without giving a reason and without it affecting your training in any way.</w:t>
       </w:r>
     </w:p>
     <w:p>
@@ -484,7 +484,7 @@
           <w:sz w:val="18"/>
           <w:szCs w:val="18"/>
         </w:rPr>
-        <w:t xml:space="preserve">If anything in a session makes you uncomfortable, tell me and it stops. If you would rather raise it another way, email khoschke@gmail.com. I hold current First Aid and CPR, full public and professional indemnity insurance, and a current Queensland Blue Card (working with children check).</w:t>
+        <w:t xml:space="preserve">If something in a session is not right, tell me at the time or afterwards and it stops. If you would rather not raise it with me, you can raise it with Fitaz Gym front of house instead. I hold current First Aid and CPR, full public and professional indemnity insurance, and a current Queensland Blue Card (working with children check).</w:t>
       </w:r>
     </w:p>
     <w:p>
@@ -582,7 +582,7 @@
           <w:sz w:val="18"/>
           <w:szCs w:val="18"/>
         </w:rPr>
-        <w:t xml:space="preserve">If a participant leaves permanently, you will continue at your agreed rate for two weeks while a replacement is sought. Before that period ends the Trainer will confirm to you in writing the rate that would apply to the new group size. Your rate will not change unless you agree to the new rate in writing. If you would prefer not to continue at that rate, you may end this agreement at that point without further notice period or fee.</w:t>
+        <w:t xml:space="preserve">If a participant gives notice or leaves, the Trainer will tell you as soon as they know and confirm in writing the rate that would apply to the new group size. You will have at least two weeks' notice before any new rate takes effect, and the Trainer will use that time to look for a replacement. Your rate does not change unless you agree to the new rate in writing. If you would rather not continue at the new rate, you may end this agreement at that point with no further notice period and no fee.</w:t>
       </w:r>
     </w:p>
     <w:p>
@@ -680,7 +680,7 @@
           <w:sz w:val="19"/>
           <w:szCs w:val="19"/>
         </w:rPr>
-        <w:t xml:space="preserve">All prices include GST. Payment is by weekly direct debit through Ezidebit unless otherwise agreed. Direct deposit can be arranged. Card payments are debited at the agreed amount, with no surcharge. If you pay by bank account direct debit, any Ezidebit bank account fee is charged in addition to the amounts agreed below and will appear on the debit.</w:t>
+        <w:t xml:space="preserve">All prices include GST. Payment is by weekly direct debit through Ezidebit unless otherwise agreed. Direct deposit can be arranged. Card payments are debited at the agreed amount, with no surcharge. If you pay by bank account direct debit, Ezidebit charges a transaction fee of $0.99 per debit. It is added to the amounts agreed below and appears on the debit. That fee is set by Ezidebit rather than by Kinetic Hustl and can change.</w:t>
       </w:r>
     </w:p>
     <w:p>

--- a/terms/KH-Terms-3-on-1.docx
+++ b/terms/KH-Terms-3-on-1.docx
@@ -424,67 +424,6 @@
           <w:szCs w:val="18"/>
         </w:rPr>
         <w:t xml:space="preserve">If you train in person at Fitaz Gym, you are responsible for holding your own valid gym access for every session you attend. Gym membership is separate from your training fees and is arranged directly with Fitaz Gym. Speak with Karl or Fitaz Gym front of house for options.</w:t>
-      </w:r>
-    </w:p>
-    <w:p>
-      <w:pPr>
-        <w:pBdr>
-          <w:bottom w:val="single" w:color="DDDDDD" w:sz="4"/>
-        </w:pBdr>
-        <w:spacing w:after="90"/>
-      </w:pPr>
-      <w:r>
-        <w:rPr>
-          <w:color w:val="666666"/>
-          <w:sz w:val="17"/>
-          <w:szCs w:val="17"/>
-        </w:rPr>
-        <w:t xml:space="preserve">Initial to confirm you have read and understood:   </w:t>
-      </w:r>
-      <w:r>
-        <w:rPr>
-          <w:sz w:val="19"/>
-          <w:szCs w:val="19"/>
-        </w:rPr>
-        <w:t xml:space="preserve">____________</w:t>
-      </w:r>
-    </w:p>
-    <w:p>
-      <w:pPr>
-        <w:spacing w:after="50" w:before="160"/>
-      </w:pPr>
-      <w:r>
-        <w:rPr>
-          <w:b/>
-          <w:bCs/>
-          <w:sz w:val="19"/>
-          <w:szCs w:val="19"/>
-        </w:rPr>
-        <w:t xml:space="preserve">Professional conduct and boundaries</w:t>
-      </w:r>
-    </w:p>
-    <w:p>
-      <w:pPr>
-        <w:spacing w:after="70"/>
-      </w:pPr>
-      <w:r>
-        <w:rPr>
-          <w:sz w:val="18"/>
-          <w:szCs w:val="18"/>
-        </w:rPr>
-        <w:t xml:space="preserve">Sessions are held on the open gym floor during staffed hours, and never in a closed or unsupervised room. Hands-on cueing is used only to help your technique, only with your agreement, and you can decline it at any time without giving a reason and without it affecting your training in any way.</w:t>
-      </w:r>
-    </w:p>
-    <w:p>
-      <w:pPr>
-        <w:spacing w:after="70"/>
-      </w:pPr>
-      <w:r>
-        <w:rPr>
-          <w:sz w:val="18"/>
-          <w:szCs w:val="18"/>
-        </w:rPr>
-        <w:t xml:space="preserve">If something in a session is not right, tell me at the time or afterwards and it stops. If you would rather not raise it with me, you can raise it with Fitaz Gym front of house instead. I hold current First Aid and CPR, full public and professional indemnity insurance, and a current Queensland Blue Card (working with children check).</w:t>
       </w:r>
     </w:p>
     <w:p>

--- a/terms/KH-Terms-3-on-1.docx
+++ b/terms/KH-Terms-3-on-1.docx
@@ -325,7 +325,7 @@
           <w:sz w:val="18"/>
           <w:szCs w:val="18"/>
         </w:rPr>
-        <w:t xml:space="preserve">Credits expire three months from the date of the cancelled session. I may extend a credit at my discretion, and will where you have been genuinely unwell or away. Credits stay usable through your notice period and lapse when this agreement ends. Credits are not refundable and cannot be transferred to another person.</w:t>
+        <w:t xml:space="preserve">Credits expire three months from the date of the cancelled session. A credit may be extended at my discretion. Credits stay usable through your notice period and lapse when this agreement ends. Credits are not refundable and cannot be transferred to another person.</w:t>
       </w:r>
     </w:p>
     <w:p>

--- a/terms/KH-Terms-3-on-1.docx
+++ b/terms/KH-Terms-3-on-1.docx
@@ -619,7 +619,43 @@
           <w:sz w:val="19"/>
           <w:szCs w:val="19"/>
         </w:rPr>
-        <w:t xml:space="preserve">All prices include GST. Payment is by weekly direct debit through Ezidebit unless otherwise agreed. Direct deposit can be arranged. Card payments are debited at the agreed amount, with no surcharge. If you pay by bank account direct debit, Ezidebit charges a transaction fee of $0.99 per debit. It is added to the amounts agreed below and appears on the debit. That fee is set by Ezidebit rather than by Kinetic Hustl and can change.</w:t>
+        <w:t xml:space="preserve">All prices include GST. Payment is by weekly direct debit through Ezidebit unless otherwise agreed. Direct deposit can be arranged.</w:t>
+      </w:r>
+    </w:p>
+    <w:p>
+      <w:pPr>
+        <w:spacing w:after="120"/>
+      </w:pPr>
+      <w:r>
+        <w:rPr>
+          <w:sz w:val="19"/>
+          <w:szCs w:val="19"/>
+        </w:rPr>
+        <w:t xml:space="preserve">Ezidebit charges its own fees in addition to the amounts agreed below. These are Ezidebit's fees rather than Kinetic Hustl's, and Ezidebit can change them.</w:t>
+      </w:r>
+    </w:p>
+    <w:p>
+      <w:pPr>
+        <w:spacing w:after="120"/>
+      </w:pPr>
+      <w:r>
+        <w:rPr>
+          <w:sz w:val="19"/>
+          <w:szCs w:val="19"/>
+        </w:rPr>
+        <w:t xml:space="preserve">A once-off administration fee of up to $5.50 applies on your first debit. After that it is $0.99 per debit if you pay from a bank account, and nothing per debit if you pay by card. A failed payment costs $9.90.</w:t>
+      </w:r>
+    </w:p>
+    <w:p>
+      <w:pPr>
+        <w:spacing w:after="120"/>
+      </w:pPr>
+      <w:r>
+        <w:rPr>
+          <w:sz w:val="19"/>
+          <w:szCs w:val="19"/>
+        </w:rPr>
+        <w:t xml:space="preserve">There is no card surcharge, on any card, Australian or international. Debits appear on your statement as EZI*KARLHOSCHKE rather than Kinetic Hustl.</w:t>
       </w:r>
     </w:p>
     <w:p>
